--- a/Week_5/lab03/LeKhanhHoang/reporttraveling.docx
+++ b/Week_5/lab03/LeKhanhHoang/reporttraveling.docx
@@ -3616,6 +3616,9 @@
             </m:sup>
           </m:sSup>
           <m:r>
+            <m:rPr>
+              <m:sty m:val="p"/>
+            </m:rPr>
             <w:rPr>
               <w:rFonts w:ascii="Times New Roman" w:hAnsi="Times New Roman" w:cs="Times New Roman"/>
               <w:sz w:val="32"/>
@@ -4631,14 +4634,14 @@
           <w:sz w:val="32"/>
           <w:szCs w:val="32"/>
         </w:rPr>
-        <w:t>. Phân tích kết quả (mô tả đồ thị)</w:t>
+        <w:t>. Phân tích và nhận xét</w:t>
       </w:r>
     </w:p>
     <w:p>
       <w:pPr>
         <w:numPr>
           <w:ilvl w:val="0"/>
-          <w:numId w:val="29"/>
+          <w:numId w:val="32"/>
         </w:numPr>
         <w:rPr>
           <w:rFonts w:ascii="Times New Roman" w:hAnsi="Times New Roman" w:cs="Times New Roman"/>
@@ -4647,6 +4650,126 @@
         </w:rPr>
       </w:pPr>
       <w:r>
+        <w:rPr>
+          <w:rFonts w:ascii="Times New Roman" w:hAnsi="Times New Roman" w:cs="Times New Roman"/>
+          <w:sz w:val="32"/>
+          <w:szCs w:val="32"/>
+        </w:rPr>
+        <w:t>Steepest-Ascent Hill Climbing:</w:t>
+      </w:r>
+      <w:r>
+        <w:rPr>
+          <w:rFonts w:ascii="Times New Roman" w:hAnsi="Times New Roman" w:cs="Times New Roman"/>
+          <w:sz w:val="32"/>
+          <w:szCs w:val="32"/>
+        </w:rPr>
+        <w:br/>
+        <w:t>Cho kết quả hội tụ nhanh nhưng thường dừng ở một cực trị địa phương, do không có cơ chế “thoát bẫy”.</w:t>
+      </w:r>
+    </w:p>
+    <w:p>
+      <w:pPr>
+        <w:numPr>
+          <w:ilvl w:val="0"/>
+          <w:numId w:val="32"/>
+        </w:numPr>
+        <w:rPr>
+          <w:rFonts w:ascii="Times New Roman" w:hAnsi="Times New Roman" w:cs="Times New Roman"/>
+          <w:sz w:val="32"/>
+          <w:szCs w:val="32"/>
+        </w:rPr>
+      </w:pPr>
+      <w:r>
+        <w:rPr>
+          <w:rFonts w:ascii="Times New Roman" w:hAnsi="Times New Roman" w:cs="Times New Roman"/>
+          <w:sz w:val="32"/>
+          <w:szCs w:val="32"/>
+        </w:rPr>
+        <w:lastRenderedPageBreak/>
+        <w:t>Random-Restart Hill Climbing:</w:t>
+      </w:r>
+      <w:r>
+        <w:rPr>
+          <w:rFonts w:ascii="Times New Roman" w:hAnsi="Times New Roman" w:cs="Times New Roman"/>
+          <w:sz w:val="32"/>
+          <w:szCs w:val="32"/>
+        </w:rPr>
+        <w:br/>
+        <w:t>Cải thiện rõ rệt độ dài tour nhờ thử nhiều điểm khởi tạo khác nhau, tuy nhiên thời gian tính toán tăng lên tương ứng với số lần khởi tạo.</w:t>
+      </w:r>
+    </w:p>
+    <w:p>
+      <w:pPr>
+        <w:numPr>
+          <w:ilvl w:val="0"/>
+          <w:numId w:val="32"/>
+        </w:numPr>
+        <w:rPr>
+          <w:rFonts w:ascii="Times New Roman" w:hAnsi="Times New Roman" w:cs="Times New Roman"/>
+          <w:sz w:val="32"/>
+          <w:szCs w:val="32"/>
+        </w:rPr>
+      </w:pPr>
+      <w:r>
+        <w:rPr>
+          <w:rFonts w:ascii="Times New Roman" w:hAnsi="Times New Roman" w:cs="Times New Roman"/>
+          <w:sz w:val="32"/>
+          <w:szCs w:val="32"/>
+        </w:rPr>
+        <w:t>Stochastic Hill Climbing:</w:t>
+      </w:r>
+      <w:r>
+        <w:rPr>
+          <w:rFonts w:ascii="Times New Roman" w:hAnsi="Times New Roman" w:cs="Times New Roman"/>
+          <w:sz w:val="32"/>
+          <w:szCs w:val="32"/>
+        </w:rPr>
+        <w:br/>
+        <w:t>Hiệu quả trung bình, phụ thuộc mạnh vào yếu tố ngẫu nhiên. Một số lần chạy cho kết quả rất tốt, nhưng cũng có thể kém hơn Steepest-Ascent.</w:t>
+      </w:r>
+    </w:p>
+    <w:p>
+      <w:pPr>
+        <w:numPr>
+          <w:ilvl w:val="0"/>
+          <w:numId w:val="32"/>
+        </w:numPr>
+        <w:rPr>
+          <w:rFonts w:ascii="Times New Roman" w:hAnsi="Times New Roman" w:cs="Times New Roman"/>
+          <w:sz w:val="32"/>
+          <w:szCs w:val="32"/>
+        </w:rPr>
+      </w:pPr>
+      <w:r>
+        <w:rPr>
+          <w:rFonts w:ascii="Times New Roman" w:hAnsi="Times New Roman" w:cs="Times New Roman"/>
+          <w:sz w:val="32"/>
+          <w:szCs w:val="32"/>
+        </w:rPr>
+        <w:t>Simulated Annealing:</w:t>
+      </w:r>
+      <w:r>
+        <w:rPr>
+          <w:rFonts w:ascii="Times New Roman" w:hAnsi="Times New Roman" w:cs="Times New Roman"/>
+          <w:sz w:val="32"/>
+          <w:szCs w:val="32"/>
+        </w:rPr>
+        <w:br/>
+        <w:t>Là thuật toán mạnh nhất trong nhóm bốn phương pháp này.</w:t>
+      </w:r>
+      <w:r>
+        <w:rPr>
+          <w:rFonts w:ascii="Times New Roman" w:hAnsi="Times New Roman" w:cs="Times New Roman"/>
+          <w:sz w:val="32"/>
+          <w:szCs w:val="32"/>
+        </w:rPr>
+        <w:br/>
+        <w:t>Nhờ cơ chế “làm nguội” cho phép tạm thời chấp nhận lời giải kém hơn, nó có thể vượt qua cực trị địa phương và tìm được tour ngắn hơn đáng kể.</w:t>
+      </w:r>
+    </w:p>
+    <w:p>
+      <w:pPr>
+        <w:ind w:left="360"/>
         <w:rPr>
           <w:rFonts w:ascii="Times New Roman" w:hAnsi="Times New Roman" w:cs="Times New Roman"/>
           <w:b/>
@@ -4654,28 +4777,6 @@
           <w:sz w:val="32"/>
           <w:szCs w:val="32"/>
         </w:rPr>
-        <w:t>Hill Climbing</w:t>
-      </w:r>
-      <w:r>
-        <w:rPr>
-          <w:rFonts w:ascii="Times New Roman" w:hAnsi="Times New Roman" w:cs="Times New Roman"/>
-          <w:sz w:val="32"/>
-          <w:szCs w:val="32"/>
-        </w:rPr>
-        <w:t xml:space="preserve"> thường hội tụ nhanh nhưng dừng sớm ở cực trị địa phương.</w:t>
-      </w:r>
-    </w:p>
-    <w:p>
-      <w:pPr>
-        <w:numPr>
-          <w:ilvl w:val="0"/>
-          <w:numId w:val="29"/>
-        </w:numPr>
-        <w:rPr>
-          <w:rFonts w:ascii="Times New Roman" w:hAnsi="Times New Roman" w:cs="Times New Roman"/>
-          <w:sz w:val="32"/>
-          <w:szCs w:val="32"/>
-        </w:rPr>
       </w:pPr>
       <w:r>
         <w:rPr>
@@ -4685,29 +4786,8 @@
           <w:sz w:val="32"/>
           <w:szCs w:val="32"/>
         </w:rPr>
-        <w:t>Random-Restart Hill Climbing</w:t>
-      </w:r>
-      <w:r>
-        <w:rPr>
-          <w:rFonts w:ascii="Times New Roman" w:hAnsi="Times New Roman" w:cs="Times New Roman"/>
-          <w:sz w:val="32"/>
-          <w:szCs w:val="32"/>
-        </w:rPr>
-        <w:t xml:space="preserve"> cải thiện đáng kể độ dài tour nhờ thử nhiều điểm khởi tạo.</w:t>
-      </w:r>
-    </w:p>
-    <w:p>
-      <w:pPr>
-        <w:numPr>
-          <w:ilvl w:val="0"/>
-          <w:numId w:val="29"/>
-        </w:numPr>
-        <w:rPr>
-          <w:rFonts w:ascii="Times New Roman" w:hAnsi="Times New Roman" w:cs="Times New Roman"/>
-          <w:sz w:val="32"/>
-          <w:szCs w:val="32"/>
-        </w:rPr>
-      </w:pPr>
+        <w:t xml:space="preserve">3. </w:t>
+      </w:r>
       <w:r>
         <w:rPr>
           <w:rFonts w:ascii="Times New Roman" w:hAnsi="Times New Roman" w:cs="Times New Roman"/>
@@ -4716,24 +4796,106 @@
           <w:sz w:val="32"/>
           <w:szCs w:val="32"/>
         </w:rPr>
-        <w:lastRenderedPageBreak/>
-        <w:t>Stochastic HC</w:t>
-      </w:r>
-      <w:r>
-        <w:rPr>
-          <w:rFonts w:ascii="Times New Roman" w:hAnsi="Times New Roman" w:cs="Times New Roman"/>
-          <w:sz w:val="32"/>
-          <w:szCs w:val="32"/>
-        </w:rPr>
-        <w:t xml:space="preserve"> cho kết quả dao động, đôi khi tốt hơn hoặc kém hơn Steepest tùy lần chạy.</w:t>
-      </w:r>
-    </w:p>
-    <w:p>
-      <w:pPr>
-        <w:numPr>
-          <w:ilvl w:val="0"/>
-          <w:numId w:val="29"/>
-        </w:numPr>
+        <w:t>Kết luận</w:t>
+      </w:r>
+    </w:p>
+    <w:p>
+      <w:pPr>
+        <w:rPr>
+          <w:rFonts w:ascii="Times New Roman" w:hAnsi="Times New Roman" w:cs="Times New Roman"/>
+          <w:sz w:val="32"/>
+          <w:szCs w:val="32"/>
+        </w:rPr>
+      </w:pPr>
+      <w:r>
+        <w:rPr>
+          <w:rFonts w:ascii="Times New Roman" w:hAnsi="Times New Roman" w:cs="Times New Roman"/>
+          <w:sz w:val="32"/>
+          <w:szCs w:val="32"/>
+        </w:rPr>
+        <w:t>Trong 4 thuật toán trên, Simulated Annealing thường cho tour ngắn nhất và ổn định nhất, đặc biệt khi được tinh chỉnh tham số hợp lý.</w:t>
+      </w:r>
+    </w:p>
+    <w:p>
+      <w:pPr>
+        <w:rPr>
+          <w:rFonts w:ascii="Times New Roman" w:hAnsi="Times New Roman" w:cs="Times New Roman"/>
+          <w:sz w:val="32"/>
+          <w:szCs w:val="32"/>
+        </w:rPr>
+      </w:pPr>
+      <w:r>
+        <w:rPr>
+          <w:rFonts w:ascii="Times New Roman" w:hAnsi="Times New Roman" w:cs="Times New Roman"/>
+          <w:sz w:val="32"/>
+          <w:szCs w:val="32"/>
+        </w:rPr>
+        <w:t>Random-Restart Hill Climbing là lựa chọn trung gian — đơn giản nhưng hiệu quả hơn so với Hill Climbing gốc.</w:t>
+      </w:r>
+    </w:p>
+    <w:p>
+      <w:pPr>
+        <w:rPr>
+          <w:rFonts w:ascii="Times New Roman" w:hAnsi="Times New Roman" w:cs="Times New Roman"/>
+          <w:sz w:val="32"/>
+          <w:szCs w:val="32"/>
+        </w:rPr>
+      </w:pPr>
+      <w:r>
+        <w:rPr>
+          <w:rFonts w:ascii="Times New Roman" w:hAnsi="Times New Roman" w:cs="Times New Roman"/>
+          <w:sz w:val="32"/>
+          <w:szCs w:val="32"/>
+        </w:rPr>
+        <w:t>Stochastic Hill Climbing thích hợp để thử nghiệm nhanh, nhưng cần nhiều lần chạy để đạt kết quả đáng tin cậy.</w:t>
+      </w:r>
+    </w:p>
+    <w:p>
+      <w:pPr>
+        <w:rPr>
+          <w:rFonts w:ascii="Times New Roman" w:hAnsi="Times New Roman" w:cs="Times New Roman"/>
+          <w:sz w:val="32"/>
+          <w:szCs w:val="32"/>
+        </w:rPr>
+      </w:pPr>
+      <w:r>
+        <w:rPr>
+          <w:rFonts w:ascii="Times New Roman" w:hAnsi="Times New Roman" w:cs="Times New Roman"/>
+          <w:sz w:val="32"/>
+          <w:szCs w:val="32"/>
+        </w:rPr>
+        <w:t>Các thuật toán Hill Climbing có ưu điểm là nhanh, dễ hiểu, song chưa đạt tới mức tối ưu toàn cục</w:t>
+      </w:r>
+      <w:r>
+        <w:rPr>
+          <w:rFonts w:ascii="Times New Roman" w:hAnsi="Times New Roman" w:cs="Times New Roman"/>
+          <w:sz w:val="32"/>
+          <w:szCs w:val="32"/>
+        </w:rPr>
+        <w:t>.</w:t>
+      </w:r>
+    </w:p>
+    <w:p>
+      <w:pPr>
+        <w:pStyle w:val="Heading1"/>
+        <w:rPr>
+          <w:rFonts w:ascii="Times New Roman" w:hAnsi="Times New Roman" w:cs="Times New Roman"/>
+          <w:sz w:val="32"/>
+          <w:szCs w:val="32"/>
+        </w:rPr>
+      </w:pPr>
+      <w:r>
+        <w:rPr>
+          <w:rFonts w:ascii="Times New Roman" w:hAnsi="Times New Roman" w:cs="Times New Roman"/>
+          <w:sz w:val="32"/>
+          <w:szCs w:val="32"/>
+          <w:highlight w:val="yellow"/>
+        </w:rPr>
+        <w:t>Bonus: Genetic Algorithm (GA)</w:t>
+      </w:r>
+    </w:p>
+    <w:p>
+      <w:pPr>
         <w:rPr>
           <w:rFonts w:ascii="Times New Roman" w:hAnsi="Times New Roman" w:cs="Times New Roman"/>
           <w:sz w:val="32"/>
@@ -4748,15 +4910,15 @@
           <w:sz w:val="32"/>
           <w:szCs w:val="32"/>
         </w:rPr>
-        <w:t>Simulated Annealing</w:t>
-      </w:r>
-      <w:r>
-        <w:rPr>
-          <w:rFonts w:ascii="Times New Roman" w:hAnsi="Times New Roman" w:cs="Times New Roman"/>
-          <w:sz w:val="32"/>
-          <w:szCs w:val="32"/>
-        </w:rPr>
-        <w:t xml:space="preserve"> có xu hướng đạt </w:t>
+        <w:t>Genetic Algorithm (GA)</w:t>
+      </w:r>
+      <w:r>
+        <w:rPr>
+          <w:rFonts w:ascii="Times New Roman" w:hAnsi="Times New Roman" w:cs="Times New Roman"/>
+          <w:sz w:val="32"/>
+          <w:szCs w:val="32"/>
+        </w:rPr>
+        <w:t xml:space="preserve"> là một thuật toán tối ưu </w:t>
       </w:r>
       <w:r>
         <w:rPr>
@@ -4766,379 +4928,7 @@
           <w:sz w:val="32"/>
           <w:szCs w:val="32"/>
         </w:rPr>
-        <w:t>tour ngắn hơn rõ rệt</w:t>
-      </w:r>
-      <w:r>
-        <w:rPr>
-          <w:rFonts w:ascii="Times New Roman" w:hAnsi="Times New Roman" w:cs="Times New Roman"/>
-          <w:sz w:val="32"/>
-          <w:szCs w:val="32"/>
-        </w:rPr>
-        <w:t>, nhờ cơ chế “cho phép chấp nhận lời giải xấu tạm thời” để vượt qua local minima.</w:t>
-      </w:r>
-    </w:p>
-    <w:p>
-      <w:pPr>
-        <w:numPr>
-          <w:ilvl w:val="0"/>
-          <w:numId w:val="29"/>
-        </w:numPr>
-        <w:rPr>
-          <w:rFonts w:ascii="Times New Roman" w:hAnsi="Times New Roman" w:cs="Times New Roman"/>
-          <w:sz w:val="32"/>
-          <w:szCs w:val="32"/>
-        </w:rPr>
-      </w:pPr>
-      <w:r>
-        <w:rPr>
-          <w:rFonts w:ascii="Times New Roman" w:hAnsi="Times New Roman" w:cs="Times New Roman"/>
-          <w:b/>
-          <w:bCs/>
-          <w:sz w:val="32"/>
-          <w:szCs w:val="32"/>
-        </w:rPr>
-        <w:t>Genetic Algorithm</w:t>
-      </w:r>
-      <w:r>
-        <w:rPr>
-          <w:rFonts w:ascii="Times New Roman" w:hAnsi="Times New Roman" w:cs="Times New Roman"/>
-          <w:sz w:val="32"/>
-          <w:szCs w:val="32"/>
-        </w:rPr>
-        <w:t xml:space="preserve"> đạt </w:t>
-      </w:r>
-      <w:r>
-        <w:rPr>
-          <w:rFonts w:ascii="Times New Roman" w:hAnsi="Times New Roman" w:cs="Times New Roman"/>
-          <w:b/>
-          <w:bCs/>
-          <w:sz w:val="32"/>
-          <w:szCs w:val="32"/>
-        </w:rPr>
-        <w:t>kết quả tốt nhất toàn cục</w:t>
-      </w:r>
-      <w:r>
-        <w:rPr>
-          <w:rFonts w:ascii="Times New Roman" w:hAnsi="Times New Roman" w:cs="Times New Roman"/>
-          <w:sz w:val="32"/>
-          <w:szCs w:val="32"/>
-        </w:rPr>
-        <w:t>, nhất là khi số thế hệ và kích thước quần thể đủ lớn. Tour kết quả thường mượt và cân đối.</w:t>
-      </w:r>
-    </w:p>
-    <w:p>
-      <w:pPr>
-        <w:rPr>
-          <w:rFonts w:ascii="Times New Roman" w:hAnsi="Times New Roman" w:cs="Times New Roman"/>
-          <w:b/>
-          <w:bCs/>
-          <w:sz w:val="32"/>
-          <w:szCs w:val="32"/>
-        </w:rPr>
-      </w:pPr>
-      <w:r>
-        <w:rPr>
-          <w:rFonts w:ascii="Times New Roman" w:hAnsi="Times New Roman" w:cs="Times New Roman"/>
-          <w:b/>
-          <w:bCs/>
-          <w:sz w:val="32"/>
-          <w:szCs w:val="32"/>
-        </w:rPr>
-        <w:t>4. Nhận xét tổng hợp</w:t>
-      </w:r>
-    </w:p>
-    <w:p>
-      <w:pPr>
-        <w:numPr>
-          <w:ilvl w:val="0"/>
-          <w:numId w:val="30"/>
-        </w:numPr>
-        <w:rPr>
-          <w:rFonts w:ascii="Times New Roman" w:hAnsi="Times New Roman" w:cs="Times New Roman"/>
-          <w:sz w:val="32"/>
-          <w:szCs w:val="32"/>
-        </w:rPr>
-      </w:pPr>
-      <w:r>
-        <w:rPr>
-          <w:rFonts w:ascii="Times New Roman" w:hAnsi="Times New Roman" w:cs="Times New Roman"/>
-          <w:sz w:val="32"/>
-          <w:szCs w:val="32"/>
-        </w:rPr>
-        <w:t xml:space="preserve">Nếu cần </w:t>
-      </w:r>
-      <w:r>
-        <w:rPr>
-          <w:rFonts w:ascii="Times New Roman" w:hAnsi="Times New Roman" w:cs="Times New Roman"/>
-          <w:b/>
-          <w:bCs/>
-          <w:sz w:val="32"/>
-          <w:szCs w:val="32"/>
-        </w:rPr>
-        <w:t>thuật toán nhanh, dễ cài đặt</w:t>
-      </w:r>
-      <w:r>
-        <w:rPr>
-          <w:rFonts w:ascii="Times New Roman" w:hAnsi="Times New Roman" w:cs="Times New Roman"/>
-          <w:sz w:val="32"/>
-          <w:szCs w:val="32"/>
-        </w:rPr>
-        <w:t>, Hill Climbing là lựa chọn phù hợp.</w:t>
-      </w:r>
-    </w:p>
-    <w:p>
-      <w:pPr>
-        <w:numPr>
-          <w:ilvl w:val="0"/>
-          <w:numId w:val="30"/>
-        </w:numPr>
-        <w:rPr>
-          <w:rFonts w:ascii="Times New Roman" w:hAnsi="Times New Roman" w:cs="Times New Roman"/>
-          <w:sz w:val="32"/>
-          <w:szCs w:val="32"/>
-        </w:rPr>
-      </w:pPr>
-      <w:r>
-        <w:rPr>
-          <w:rFonts w:ascii="Times New Roman" w:hAnsi="Times New Roman" w:cs="Times New Roman"/>
-          <w:sz w:val="32"/>
-          <w:szCs w:val="32"/>
-        </w:rPr>
-        <w:t xml:space="preserve">Nếu muốn </w:t>
-      </w:r>
-      <w:r>
-        <w:rPr>
-          <w:rFonts w:ascii="Times New Roman" w:hAnsi="Times New Roman" w:cs="Times New Roman"/>
-          <w:b/>
-          <w:bCs/>
-          <w:sz w:val="32"/>
-          <w:szCs w:val="32"/>
-        </w:rPr>
-        <w:t>kết quả tốt hơn mà vẫn đơn giản</w:t>
-      </w:r>
-      <w:r>
-        <w:rPr>
-          <w:rFonts w:ascii="Times New Roman" w:hAnsi="Times New Roman" w:cs="Times New Roman"/>
-          <w:sz w:val="32"/>
-          <w:szCs w:val="32"/>
-        </w:rPr>
-        <w:t>, Random-Restart Hill Climbing là một bước nâng cấp hợp lý.</w:t>
-      </w:r>
-    </w:p>
-    <w:p>
-      <w:pPr>
-        <w:numPr>
-          <w:ilvl w:val="0"/>
-          <w:numId w:val="30"/>
-        </w:numPr>
-        <w:rPr>
-          <w:rFonts w:ascii="Times New Roman" w:hAnsi="Times New Roman" w:cs="Times New Roman"/>
-          <w:sz w:val="32"/>
-          <w:szCs w:val="32"/>
-        </w:rPr>
-      </w:pPr>
-      <w:r>
-        <w:rPr>
-          <w:rFonts w:ascii="Times New Roman" w:hAnsi="Times New Roman" w:cs="Times New Roman"/>
-          <w:sz w:val="32"/>
-          <w:szCs w:val="32"/>
-        </w:rPr>
-        <w:t xml:space="preserve">Khi cần </w:t>
-      </w:r>
-      <w:r>
-        <w:rPr>
-          <w:rFonts w:ascii="Times New Roman" w:hAnsi="Times New Roman" w:cs="Times New Roman"/>
-          <w:b/>
-          <w:bCs/>
-          <w:sz w:val="32"/>
-          <w:szCs w:val="32"/>
-        </w:rPr>
-        <w:t>tối ưu hóa chất lượng kết quả</w:t>
-      </w:r>
-      <w:r>
-        <w:rPr>
-          <w:rFonts w:ascii="Times New Roman" w:hAnsi="Times New Roman" w:cs="Times New Roman"/>
-          <w:sz w:val="32"/>
-          <w:szCs w:val="32"/>
-        </w:rPr>
-        <w:t xml:space="preserve">, </w:t>
-      </w:r>
-      <w:r>
-        <w:rPr>
-          <w:rFonts w:ascii="Times New Roman" w:hAnsi="Times New Roman" w:cs="Times New Roman"/>
-          <w:b/>
-          <w:bCs/>
-          <w:sz w:val="32"/>
-          <w:szCs w:val="32"/>
-        </w:rPr>
-        <w:t>Simulated Annealing</w:t>
-      </w:r>
-      <w:r>
-        <w:rPr>
-          <w:rFonts w:ascii="Times New Roman" w:hAnsi="Times New Roman" w:cs="Times New Roman"/>
-          <w:sz w:val="32"/>
-          <w:szCs w:val="32"/>
-        </w:rPr>
-        <w:t xml:space="preserve"> và </w:t>
-      </w:r>
-      <w:r>
-        <w:rPr>
-          <w:rFonts w:ascii="Times New Roman" w:hAnsi="Times New Roman" w:cs="Times New Roman"/>
-          <w:b/>
-          <w:bCs/>
-          <w:sz w:val="32"/>
-          <w:szCs w:val="32"/>
-        </w:rPr>
-        <w:t>Genetic Algorithm</w:t>
-      </w:r>
-      <w:r>
-        <w:rPr>
-          <w:rFonts w:ascii="Times New Roman" w:hAnsi="Times New Roman" w:cs="Times New Roman"/>
-          <w:sz w:val="32"/>
-          <w:szCs w:val="32"/>
-        </w:rPr>
-        <w:t xml:space="preserve"> là hai lựa chọn mạnh nhất.</w:t>
-      </w:r>
-    </w:p>
-    <w:p>
-      <w:pPr>
-        <w:numPr>
-          <w:ilvl w:val="0"/>
-          <w:numId w:val="30"/>
-        </w:numPr>
-        <w:rPr>
-          <w:rFonts w:ascii="Times New Roman" w:hAnsi="Times New Roman" w:cs="Times New Roman"/>
-          <w:sz w:val="32"/>
-          <w:szCs w:val="32"/>
-        </w:rPr>
-      </w:pPr>
-      <w:r>
-        <w:rPr>
-          <w:rFonts w:ascii="Times New Roman" w:hAnsi="Times New Roman" w:cs="Times New Roman"/>
-          <w:b/>
-          <w:bCs/>
-          <w:sz w:val="32"/>
-          <w:szCs w:val="32"/>
-        </w:rPr>
-        <w:t>GA</w:t>
-      </w:r>
-      <w:r>
-        <w:rPr>
-          <w:rFonts w:ascii="Times New Roman" w:hAnsi="Times New Roman" w:cs="Times New Roman"/>
-          <w:sz w:val="32"/>
-          <w:szCs w:val="32"/>
-        </w:rPr>
-        <w:t xml:space="preserve"> có thể vượt qua tất cả trong độ dài tour, nhưng yêu cầu nhiều vòng lặp và tài nguyên tính toán hơn.</w:t>
-      </w:r>
-    </w:p>
-    <w:p>
-      <w:pPr>
-        <w:rPr>
-          <w:rFonts w:ascii="Times New Roman" w:hAnsi="Times New Roman" w:cs="Times New Roman"/>
-          <w:b/>
-          <w:bCs/>
-          <w:sz w:val="32"/>
-          <w:szCs w:val="32"/>
-        </w:rPr>
-      </w:pPr>
-      <w:r>
-        <w:rPr>
-          <w:rFonts w:ascii="Times New Roman" w:hAnsi="Times New Roman" w:cs="Times New Roman"/>
-          <w:b/>
-          <w:bCs/>
-          <w:sz w:val="32"/>
-          <w:szCs w:val="32"/>
-        </w:rPr>
-        <w:t>5. Kết luận</w:t>
-      </w:r>
-    </w:p>
-    <w:p>
-      <w:pPr>
-        <w:rPr>
-          <w:rFonts w:ascii="Times New Roman" w:hAnsi="Times New Roman" w:cs="Times New Roman"/>
-          <w:sz w:val="32"/>
-          <w:szCs w:val="32"/>
-        </w:rPr>
-      </w:pPr>
-      <w:r>
-        <w:rPr>
-          <w:rFonts w:ascii="Times New Roman" w:hAnsi="Times New Roman" w:cs="Times New Roman"/>
-          <w:sz w:val="32"/>
-          <w:szCs w:val="32"/>
-        </w:rPr>
-        <w:t>Sự so sánh này cho thấy:</w:t>
-      </w:r>
-    </w:p>
-    <w:p>
-      <w:pPr>
-        <w:numPr>
-          <w:ilvl w:val="0"/>
-          <w:numId w:val="31"/>
-        </w:numPr>
-        <w:rPr>
-          <w:rFonts w:ascii="Times New Roman" w:hAnsi="Times New Roman" w:cs="Times New Roman"/>
-          <w:sz w:val="32"/>
-          <w:szCs w:val="32"/>
-        </w:rPr>
-      </w:pPr>
-      <w:r>
-        <w:rPr>
-          <w:rFonts w:ascii="Times New Roman" w:hAnsi="Times New Roman" w:cs="Times New Roman"/>
-          <w:b/>
-          <w:bCs/>
-          <w:sz w:val="32"/>
-          <w:szCs w:val="32"/>
-        </w:rPr>
-        <w:t>Không có thuật toán nào “tốt nhất” trong mọi trường hợp.</w:t>
-      </w:r>
-    </w:p>
-    <w:p>
-      <w:pPr>
-        <w:numPr>
-          <w:ilvl w:val="0"/>
-          <w:numId w:val="31"/>
-        </w:numPr>
-        <w:rPr>
-          <w:rFonts w:ascii="Times New Roman" w:hAnsi="Times New Roman" w:cs="Times New Roman"/>
-          <w:sz w:val="32"/>
-          <w:szCs w:val="32"/>
-        </w:rPr>
-      </w:pPr>
-      <w:r>
-        <w:rPr>
-          <w:rFonts w:ascii="Times New Roman" w:hAnsi="Times New Roman" w:cs="Times New Roman"/>
-          <w:sz w:val="32"/>
-          <w:szCs w:val="32"/>
-        </w:rPr>
-        <w:t xml:space="preserve">Mỗi phương pháp có sự đánh đổi giữa </w:t>
-      </w:r>
-      <w:r>
-        <w:rPr>
-          <w:rFonts w:ascii="Times New Roman" w:hAnsi="Times New Roman" w:cs="Times New Roman"/>
-          <w:b/>
-          <w:bCs/>
-          <w:sz w:val="32"/>
-          <w:szCs w:val="32"/>
-        </w:rPr>
-        <w:t>thời gian tính toán</w:t>
-      </w:r>
-      <w:r>
-        <w:rPr>
-          <w:rFonts w:ascii="Times New Roman" w:hAnsi="Times New Roman" w:cs="Times New Roman"/>
-          <w:sz w:val="32"/>
-          <w:szCs w:val="32"/>
-        </w:rPr>
-        <w:t xml:space="preserve"> và </w:t>
-      </w:r>
-      <w:r>
-        <w:rPr>
-          <w:rFonts w:ascii="Times New Roman" w:hAnsi="Times New Roman" w:cs="Times New Roman"/>
-          <w:b/>
-          <w:bCs/>
-          <w:sz w:val="32"/>
-          <w:szCs w:val="32"/>
-        </w:rPr>
-        <w:t>chất lượng lời giải</w:t>
+        <w:t>lấy cảm hứng từ quá trình tiến hóa tự nhiên</w:t>
       </w:r>
       <w:r>
         <w:rPr>
@@ -5148,40 +4938,15 @@
         </w:rPr>
         <w:t>.</w:t>
       </w:r>
-    </w:p>
-    <w:p>
-      <w:pPr>
-        <w:numPr>
-          <w:ilvl w:val="0"/>
-          <w:numId w:val="31"/>
-        </w:numPr>
-        <w:rPr>
-          <w:rFonts w:ascii="Times New Roman" w:hAnsi="Times New Roman" w:cs="Times New Roman"/>
-          <w:sz w:val="32"/>
-          <w:szCs w:val="32"/>
-        </w:rPr>
-      </w:pPr>
-      <w:r>
-        <w:rPr>
-          <w:rFonts w:ascii="Times New Roman" w:hAnsi="Times New Roman" w:cs="Times New Roman"/>
-          <w:sz w:val="32"/>
-          <w:szCs w:val="32"/>
-        </w:rPr>
-        <w:t>Với TSP quy mô nhỏ, hill climbing hoặc simulated annealing đã đủ hiệu quả.</w:t>
-      </w:r>
-    </w:p>
-    <w:p>
-      <w:pPr>
-        <w:numPr>
-          <w:ilvl w:val="0"/>
-          <w:numId w:val="31"/>
-        </w:numPr>
-        <w:rPr>
-          <w:rFonts w:ascii="Times New Roman" w:hAnsi="Times New Roman" w:cs="Times New Roman"/>
-          <w:sz w:val="32"/>
-          <w:szCs w:val="32"/>
-        </w:rPr>
-      </w:pPr>
+      <w:r>
+        <w:rPr>
+          <w:rFonts w:ascii="Times New Roman" w:hAnsi="Times New Roman" w:cs="Times New Roman"/>
+          <w:sz w:val="32"/>
+          <w:szCs w:val="32"/>
+        </w:rPr>
+        <w:br/>
+        <w:t xml:space="preserve">Ý tưởng là “tiến hóa” một quần thể các lời giải qua nhiều thế hệ, sử </w:t>
+      </w:r>
       <w:r>
         <w:rPr>
           <w:rFonts w:ascii="Times New Roman" w:hAnsi="Times New Roman" w:cs="Times New Roman"/>
@@ -5189,124 +4954,7 @@
           <w:szCs w:val="32"/>
         </w:rPr>
         <w:lastRenderedPageBreak/>
-        <w:t xml:space="preserve">Với TSP lớn, </w:t>
-      </w:r>
-      <w:r>
-        <w:rPr>
-          <w:rFonts w:ascii="Times New Roman" w:hAnsi="Times New Roman" w:cs="Times New Roman"/>
-          <w:b/>
-          <w:bCs/>
-          <w:sz w:val="32"/>
-          <w:szCs w:val="32"/>
-        </w:rPr>
-        <w:t>Genetic Algorithm</w:t>
-      </w:r>
-      <w:r>
-        <w:rPr>
-          <w:rFonts w:ascii="Times New Roman" w:hAnsi="Times New Roman" w:cs="Times New Roman"/>
-          <w:sz w:val="32"/>
-          <w:szCs w:val="32"/>
-        </w:rPr>
-        <w:t xml:space="preserve"> hoặc </w:t>
-      </w:r>
-      <w:r>
-        <w:rPr>
-          <w:rFonts w:ascii="Times New Roman" w:hAnsi="Times New Roman" w:cs="Times New Roman"/>
-          <w:b/>
-          <w:bCs/>
-          <w:sz w:val="32"/>
-          <w:szCs w:val="32"/>
-        </w:rPr>
-        <w:t>kết hợp nhiều phương pháp (hybrid)</w:t>
-      </w:r>
-      <w:r>
-        <w:rPr>
-          <w:rFonts w:ascii="Times New Roman" w:hAnsi="Times New Roman" w:cs="Times New Roman"/>
-          <w:sz w:val="32"/>
-          <w:szCs w:val="32"/>
-        </w:rPr>
-        <w:t xml:space="preserve"> sẽ mang lại hiệu năng vượt trội hơn</w:t>
-      </w:r>
-      <w:r>
-        <w:rPr>
-          <w:rFonts w:ascii="Times New Roman" w:hAnsi="Times New Roman" w:cs="Times New Roman"/>
-          <w:sz w:val="32"/>
-          <w:szCs w:val="32"/>
-        </w:rPr>
-        <w:t>.</w:t>
-      </w:r>
-    </w:p>
-    <w:p>
-      <w:pPr>
-        <w:pStyle w:val="Heading1"/>
-        <w:rPr>
-          <w:rFonts w:ascii="Times New Roman" w:hAnsi="Times New Roman" w:cs="Times New Roman"/>
-          <w:sz w:val="32"/>
-          <w:szCs w:val="32"/>
-        </w:rPr>
-      </w:pPr>
-      <w:r>
-        <w:rPr>
-          <w:rFonts w:ascii="Times New Roman" w:hAnsi="Times New Roman" w:cs="Times New Roman"/>
-          <w:sz w:val="32"/>
-          <w:szCs w:val="32"/>
-          <w:highlight w:val="yellow"/>
-        </w:rPr>
-        <w:t>Bonus: Genetic Algorithm (GA)</w:t>
-      </w:r>
-    </w:p>
-    <w:p>
-      <w:pPr>
-        <w:rPr>
-          <w:rFonts w:ascii="Times New Roman" w:hAnsi="Times New Roman" w:cs="Times New Roman"/>
-          <w:sz w:val="32"/>
-          <w:szCs w:val="32"/>
-        </w:rPr>
-      </w:pPr>
-      <w:r>
-        <w:rPr>
-          <w:rFonts w:ascii="Times New Roman" w:hAnsi="Times New Roman" w:cs="Times New Roman"/>
-          <w:b/>
-          <w:bCs/>
-          <w:sz w:val="32"/>
-          <w:szCs w:val="32"/>
-        </w:rPr>
-        <w:t>Genetic Algorithm (GA)</w:t>
-      </w:r>
-      <w:r>
-        <w:rPr>
-          <w:rFonts w:ascii="Times New Roman" w:hAnsi="Times New Roman" w:cs="Times New Roman"/>
-          <w:sz w:val="32"/>
-          <w:szCs w:val="32"/>
-        </w:rPr>
-        <w:t xml:space="preserve"> là một thuật toán tối ưu </w:t>
-      </w:r>
-      <w:r>
-        <w:rPr>
-          <w:rFonts w:ascii="Times New Roman" w:hAnsi="Times New Roman" w:cs="Times New Roman"/>
-          <w:b/>
-          <w:bCs/>
-          <w:sz w:val="32"/>
-          <w:szCs w:val="32"/>
-        </w:rPr>
-        <w:t>lấy cảm hứng từ quá trình tiến hóa tự nhiên</w:t>
-      </w:r>
-      <w:r>
-        <w:rPr>
-          <w:rFonts w:ascii="Times New Roman" w:hAnsi="Times New Roman" w:cs="Times New Roman"/>
-          <w:sz w:val="32"/>
-          <w:szCs w:val="32"/>
-        </w:rPr>
-        <w:t>.</w:t>
-      </w:r>
-      <w:r>
-        <w:rPr>
-          <w:rFonts w:ascii="Times New Roman" w:hAnsi="Times New Roman" w:cs="Times New Roman"/>
-          <w:sz w:val="32"/>
-          <w:szCs w:val="32"/>
-        </w:rPr>
-        <w:br/>
-        <w:t xml:space="preserve">Ý tưởng là “tiến hóa” một quần thể các lời giải qua nhiều thế hệ, sử dụng các cơ chế </w:t>
+        <w:t xml:space="preserve">dụng các cơ chế </w:t>
       </w:r>
       <w:r>
         <w:rPr>
@@ -5729,7 +5377,6 @@
           <w:sz w:val="32"/>
           <w:szCs w:val="32"/>
         </w:rPr>
-        <w:lastRenderedPageBreak/>
         <w:t xml:space="preserve">Nhằm duy trì tính đa dạng, một phần nhỏ cá thể sẽ </w:t>
       </w:r>
       <w:r>
@@ -5850,6 +5497,7 @@
           <w:sz w:val="32"/>
           <w:szCs w:val="32"/>
         </w:rPr>
+        <w:lastRenderedPageBreak/>
         <w:t xml:space="preserve">Khả năng </w:t>
       </w:r>
       <w:r>
@@ -9227,6 +8875,155 @@
     </w:lvl>
   </w:abstractNum>
   <w:abstractNum w:abstractNumId="21" w15:restartNumberingAfterBreak="0">
+    <w:nsid w:val="5291528C"/>
+    <w:multiLevelType w:val="multilevel"/>
+    <w:tmpl w:val="32FA1614"/>
+    <w:lvl w:ilvl="0">
+      <w:start w:val="1"/>
+      <w:numFmt w:val="bullet"/>
+      <w:lvlText w:val=""/>
+      <w:lvlJc w:val="left"/>
+      <w:pPr>
+        <w:tabs>
+          <w:tab w:val="num" w:pos="720"/>
+        </w:tabs>
+        <w:ind w:left="720" w:hanging="360"/>
+      </w:pPr>
+      <w:rPr>
+        <w:rFonts w:ascii="Symbol" w:hAnsi="Symbol" w:hint="default"/>
+        <w:sz w:val="20"/>
+      </w:rPr>
+    </w:lvl>
+    <w:lvl w:ilvl="1" w:tentative="1">
+      <w:start w:val="1"/>
+      <w:numFmt w:val="bullet"/>
+      <w:lvlText w:val="o"/>
+      <w:lvlJc w:val="left"/>
+      <w:pPr>
+        <w:tabs>
+          <w:tab w:val="num" w:pos="1440"/>
+        </w:tabs>
+        <w:ind w:left="1440" w:hanging="360"/>
+      </w:pPr>
+      <w:rPr>
+        <w:rFonts w:ascii="Courier New" w:hAnsi="Courier New" w:hint="default"/>
+        <w:sz w:val="20"/>
+      </w:rPr>
+    </w:lvl>
+    <w:lvl w:ilvl="2" w:tentative="1">
+      <w:start w:val="1"/>
+      <w:numFmt w:val="bullet"/>
+      <w:lvlText w:val=""/>
+      <w:lvlJc w:val="left"/>
+      <w:pPr>
+        <w:tabs>
+          <w:tab w:val="num" w:pos="2160"/>
+        </w:tabs>
+        <w:ind w:left="2160" w:hanging="360"/>
+      </w:pPr>
+      <w:rPr>
+        <w:rFonts w:ascii="Wingdings" w:hAnsi="Wingdings" w:hint="default"/>
+        <w:sz w:val="20"/>
+      </w:rPr>
+    </w:lvl>
+    <w:lvl w:ilvl="3" w:tentative="1">
+      <w:start w:val="1"/>
+      <w:numFmt w:val="bullet"/>
+      <w:lvlText w:val=""/>
+      <w:lvlJc w:val="left"/>
+      <w:pPr>
+        <w:tabs>
+          <w:tab w:val="num" w:pos="2880"/>
+        </w:tabs>
+        <w:ind w:left="2880" w:hanging="360"/>
+      </w:pPr>
+      <w:rPr>
+        <w:rFonts w:ascii="Wingdings" w:hAnsi="Wingdings" w:hint="default"/>
+        <w:sz w:val="20"/>
+      </w:rPr>
+    </w:lvl>
+    <w:lvl w:ilvl="4" w:tentative="1">
+      <w:start w:val="1"/>
+      <w:numFmt w:val="bullet"/>
+      <w:lvlText w:val=""/>
+      <w:lvlJc w:val="left"/>
+      <w:pPr>
+        <w:tabs>
+          <w:tab w:val="num" w:pos="3600"/>
+        </w:tabs>
+        <w:ind w:left="3600" w:hanging="360"/>
+      </w:pPr>
+      <w:rPr>
+        <w:rFonts w:ascii="Wingdings" w:hAnsi="Wingdings" w:hint="default"/>
+        <w:sz w:val="20"/>
+      </w:rPr>
+    </w:lvl>
+    <w:lvl w:ilvl="5" w:tentative="1">
+      <w:start w:val="1"/>
+      <w:numFmt w:val="bullet"/>
+      <w:lvlText w:val=""/>
+      <w:lvlJc w:val="left"/>
+      <w:pPr>
+        <w:tabs>
+          <w:tab w:val="num" w:pos="4320"/>
+        </w:tabs>
+        <w:ind w:left="4320" w:hanging="360"/>
+      </w:pPr>
+      <w:rPr>
+        <w:rFonts w:ascii="Wingdings" w:hAnsi="Wingdings" w:hint="default"/>
+        <w:sz w:val="20"/>
+      </w:rPr>
+    </w:lvl>
+    <w:lvl w:ilvl="6" w:tentative="1">
+      <w:start w:val="1"/>
+      <w:numFmt w:val="bullet"/>
+      <w:lvlText w:val=""/>
+      <w:lvlJc w:val="left"/>
+      <w:pPr>
+        <w:tabs>
+          <w:tab w:val="num" w:pos="5040"/>
+        </w:tabs>
+        <w:ind w:left="5040" w:hanging="360"/>
+      </w:pPr>
+      <w:rPr>
+        <w:rFonts w:ascii="Wingdings" w:hAnsi="Wingdings" w:hint="default"/>
+        <w:sz w:val="20"/>
+      </w:rPr>
+    </w:lvl>
+    <w:lvl w:ilvl="7" w:tentative="1">
+      <w:start w:val="1"/>
+      <w:numFmt w:val="bullet"/>
+      <w:lvlText w:val=""/>
+      <w:lvlJc w:val="left"/>
+      <w:pPr>
+        <w:tabs>
+          <w:tab w:val="num" w:pos="5760"/>
+        </w:tabs>
+        <w:ind w:left="5760" w:hanging="360"/>
+      </w:pPr>
+      <w:rPr>
+        <w:rFonts w:ascii="Wingdings" w:hAnsi="Wingdings" w:hint="default"/>
+        <w:sz w:val="20"/>
+      </w:rPr>
+    </w:lvl>
+    <w:lvl w:ilvl="8" w:tentative="1">
+      <w:start w:val="1"/>
+      <w:numFmt w:val="bullet"/>
+      <w:lvlText w:val=""/>
+      <w:lvlJc w:val="left"/>
+      <w:pPr>
+        <w:tabs>
+          <w:tab w:val="num" w:pos="6480"/>
+        </w:tabs>
+        <w:ind w:left="6480" w:hanging="360"/>
+      </w:pPr>
+      <w:rPr>
+        <w:rFonts w:ascii="Wingdings" w:hAnsi="Wingdings" w:hint="default"/>
+        <w:sz w:val="20"/>
+      </w:rPr>
+    </w:lvl>
+  </w:abstractNum>
+  <w:abstractNum w:abstractNumId="22" w15:restartNumberingAfterBreak="0">
     <w:nsid w:val="578A05A0"/>
     <w:multiLevelType w:val="multilevel"/>
     <w:tmpl w:val="E9060BD8"/>
@@ -9375,7 +9172,7 @@
       </w:rPr>
     </w:lvl>
   </w:abstractNum>
-  <w:abstractNum w:abstractNumId="22" w15:restartNumberingAfterBreak="0">
+  <w:abstractNum w:abstractNumId="23" w15:restartNumberingAfterBreak="0">
     <w:nsid w:val="58E10524"/>
     <w:multiLevelType w:val="multilevel"/>
     <w:tmpl w:val="DD8CF58C"/>
@@ -9524,7 +9321,7 @@
       </w:rPr>
     </w:lvl>
   </w:abstractNum>
-  <w:abstractNum w:abstractNumId="23" w15:restartNumberingAfterBreak="0">
+  <w:abstractNum w:abstractNumId="24" w15:restartNumberingAfterBreak="0">
     <w:nsid w:val="5E953F4A"/>
     <w:multiLevelType w:val="multilevel"/>
     <w:tmpl w:val="9C3051CE"/>
@@ -9673,7 +9470,7 @@
       </w:rPr>
     </w:lvl>
   </w:abstractNum>
-  <w:abstractNum w:abstractNumId="24" w15:restartNumberingAfterBreak="0">
+  <w:abstractNum w:abstractNumId="25" w15:restartNumberingAfterBreak="0">
     <w:nsid w:val="5EC5071C"/>
     <w:multiLevelType w:val="multilevel"/>
     <w:tmpl w:val="D4FEBC24"/>
@@ -9822,7 +9619,7 @@
       </w:rPr>
     </w:lvl>
   </w:abstractNum>
-  <w:abstractNum w:abstractNumId="25" w15:restartNumberingAfterBreak="0">
+  <w:abstractNum w:abstractNumId="26" w15:restartNumberingAfterBreak="0">
     <w:nsid w:val="5ED6710F"/>
     <w:multiLevelType w:val="multilevel"/>
     <w:tmpl w:val="1FB00228"/>
@@ -9971,7 +9768,7 @@
       </w:rPr>
     </w:lvl>
   </w:abstractNum>
-  <w:abstractNum w:abstractNumId="26" w15:restartNumberingAfterBreak="0">
+  <w:abstractNum w:abstractNumId="27" w15:restartNumberingAfterBreak="0">
     <w:nsid w:val="67FF7930"/>
     <w:multiLevelType w:val="multilevel"/>
     <w:tmpl w:val="037CF5D2"/>
@@ -10120,7 +9917,7 @@
       </w:rPr>
     </w:lvl>
   </w:abstractNum>
-  <w:abstractNum w:abstractNumId="27" w15:restartNumberingAfterBreak="0">
+  <w:abstractNum w:abstractNumId="28" w15:restartNumberingAfterBreak="0">
     <w:nsid w:val="6F1368B2"/>
     <w:multiLevelType w:val="multilevel"/>
     <w:tmpl w:val="8B30499E"/>
@@ -10269,7 +10066,7 @@
       </w:rPr>
     </w:lvl>
   </w:abstractNum>
-  <w:abstractNum w:abstractNumId="28" w15:restartNumberingAfterBreak="0">
+  <w:abstractNum w:abstractNumId="29" w15:restartNumberingAfterBreak="0">
     <w:nsid w:val="73571DF8"/>
     <w:multiLevelType w:val="multilevel"/>
     <w:tmpl w:val="D702052E"/>
@@ -10418,7 +10215,7 @@
       </w:rPr>
     </w:lvl>
   </w:abstractNum>
-  <w:abstractNum w:abstractNumId="29" w15:restartNumberingAfterBreak="0">
+  <w:abstractNum w:abstractNumId="30" w15:restartNumberingAfterBreak="0">
     <w:nsid w:val="787318F4"/>
     <w:multiLevelType w:val="multilevel"/>
     <w:tmpl w:val="FECEDFDE"/>
@@ -10567,7 +10364,7 @@
       </w:rPr>
     </w:lvl>
   </w:abstractNum>
-  <w:abstractNum w:abstractNumId="30" w15:restartNumberingAfterBreak="0">
+  <w:abstractNum w:abstractNumId="31" w15:restartNumberingAfterBreak="0">
     <w:nsid w:val="7CB91BFE"/>
     <w:multiLevelType w:val="multilevel"/>
     <w:tmpl w:val="1E6A4B92"/>
@@ -10717,7 +10514,7 @@
     </w:lvl>
   </w:abstractNum>
   <w:num w:numId="1" w16cid:durableId="1313683364">
-    <w:abstractNumId w:val="23"/>
+    <w:abstractNumId w:val="24"/>
   </w:num>
   <w:num w:numId="2" w16cid:durableId="1848976229">
     <w:abstractNumId w:val="15"/>
@@ -10744,7 +10541,7 @@
     <w:abstractNumId w:val="10"/>
   </w:num>
   <w:num w:numId="10" w16cid:durableId="1145780274">
-    <w:abstractNumId w:val="22"/>
+    <w:abstractNumId w:val="23"/>
   </w:num>
   <w:num w:numId="11" w16cid:durableId="974676262">
     <w:abstractNumId w:val="6"/>
@@ -10753,25 +10550,25 @@
     <w:abstractNumId w:val="20"/>
   </w:num>
   <w:num w:numId="13" w16cid:durableId="1018972558">
-    <w:abstractNumId w:val="30"/>
+    <w:abstractNumId w:val="31"/>
   </w:num>
   <w:num w:numId="14" w16cid:durableId="487090748">
-    <w:abstractNumId w:val="25"/>
+    <w:abstractNumId w:val="26"/>
   </w:num>
   <w:num w:numId="15" w16cid:durableId="384597738">
-    <w:abstractNumId w:val="26"/>
+    <w:abstractNumId w:val="27"/>
   </w:num>
   <w:num w:numId="16" w16cid:durableId="420949376">
     <w:abstractNumId w:val="9"/>
   </w:num>
   <w:num w:numId="17" w16cid:durableId="1500268041">
-    <w:abstractNumId w:val="21"/>
+    <w:abstractNumId w:val="22"/>
   </w:num>
   <w:num w:numId="18" w16cid:durableId="2018730469">
     <w:abstractNumId w:val="12"/>
   </w:num>
   <w:num w:numId="19" w16cid:durableId="285701192">
-    <w:abstractNumId w:val="28"/>
+    <w:abstractNumId w:val="29"/>
   </w:num>
   <w:num w:numId="20" w16cid:durableId="857427399">
     <w:abstractNumId w:val="7"/>
@@ -10789,7 +10586,7 @@
     <w:abstractNumId w:val="19"/>
   </w:num>
   <w:num w:numId="25" w16cid:durableId="337198598">
-    <w:abstractNumId w:val="24"/>
+    <w:abstractNumId w:val="25"/>
   </w:num>
   <w:num w:numId="26" w16cid:durableId="1999533857">
     <w:abstractNumId w:val="16"/>
@@ -10801,13 +10598,16 @@
     <w:abstractNumId w:val="0"/>
   </w:num>
   <w:num w:numId="29" w16cid:durableId="1963337799">
-    <w:abstractNumId w:val="29"/>
+    <w:abstractNumId w:val="30"/>
   </w:num>
   <w:num w:numId="30" w16cid:durableId="1185901638">
-    <w:abstractNumId w:val="27"/>
+    <w:abstractNumId w:val="28"/>
   </w:num>
   <w:num w:numId="31" w16cid:durableId="734935450">
     <w:abstractNumId w:val="8"/>
+  </w:num>
+  <w:num w:numId="32" w16cid:durableId="846679094">
+    <w:abstractNumId w:val="21"/>
   </w:num>
 </w:numbering>
 </file>
